--- a/ms-2026-05-30.docx
+++ b/ms-2026-05-30.docx
@@ -490,7 +490,23 @@
           <w:b w:val="0"/>
           <w:bCs w:val="0"/>
         </w:rPr>
-        <w:t xml:space="preserve">We present a unified repertoire of indel mutational signatures in 6,975 tumors across 32 cancer types. Small insertions and deletions ("indels") are an important under-studied class of mutations. Koh, Nanda, and colleagues recently introduced two richer indel classifications, with 89 and 476 indel types. We identified signatures separately in the two new classification schemes and the widely used 83-type classification scheme using two algorithms. We identified 44 89-type signatures and their 476-type counterparts; 26 are new. Because lossless translation between the 83-type and newer schemes is impossible, we used tumors dominated by single signatures to exhaustively map correspondences across classifications. The 89- and, especially, the 476-type schemes distinguish signatures and spectra that the 83-type scheme cannot. We release software for generating and plotting spectra in the new classifications. An accompanying web site enables exploration of signatures and their cross-classification relationships and provides a service to construct spectra from </w:t>
+        <w:t xml:space="preserve">We present a unified repertoire of indel mutational signatures in 6,975 tumors across </w:t>
+      </w:r>
+      <w:r>
+        <w:rPr>
+          <w:rFonts w:eastAsia="宋体" w:hint="eastAsia"/>
+          <w:b w:val="0"/>
+          <w:bCs w:val="0"/>
+        </w:rPr>
+        <w:t>36</w:t>
+      </w:r>
+      <w:r>
+        <w:rPr>
+          <w:rFonts w:hint="eastAsia"/>
+          <w:b w:val="0"/>
+          <w:bCs w:val="0"/>
+        </w:rPr>
+        <w:t xml:space="preserve"> cancer types. Small insertions and deletions ("indels") are an important under-studied class of mutations. Koh, Nanda, and colleagues recently introduced two richer indel classifications, with 89 and 476 indel types. We identified signatures separately in the two new classification schemes and the widely used 83-type classification scheme using two algorithms. We identified 44 89-type signatures and their 476-type counterparts; 26 are new. Because lossless translation between the 83-type and newer schemes is impossible, we used tumors dominated by single signatures to exhaustively map correspondences across classifications. The 89- and, especially, the 476-type schemes distinguish signatures and spectra that the 83-type scheme cannot. We release software for generating and plotting spectra in the new classifications. An accompanying web site enables exploration of signatures and their cross-classification relationships and provides a service to construct spectra from </w:t>
       </w:r>
       <w:r>
         <w:rPr>
@@ -664,7 +680,7 @@
         <w:pStyle w:val="Heading1"/>
         <w:spacing w:before="0"/>
         <w:rPr>
-          <w:rFonts w:eastAsia="宋体" w:hint="eastAsia"/>
+          <w:rFonts w:eastAsia="宋体"/>
         </w:rPr>
       </w:pPr>
     </w:p>
@@ -1436,7 +1452,16 @@
         <w:pStyle w:val="normalfirst"/>
       </w:pPr>
       <w:r>
-        <w:t xml:space="preserve">We identified indel signatures in all three classifications from a total of 6,975 cancer genomes encompassing 32 cancer types using a method based on hierarchical Dirichlet processes  </w:t>
+        <w:t>We identified indel signatures in all three classifications from a total of 6,975 cancer genomes encompassing 3</w:t>
+      </w:r>
+      <w:r>
+        <w:rPr>
+          <w:rFonts w:eastAsia="宋体" w:hint="eastAsia"/>
+        </w:rPr>
+        <w:t>6</w:t>
+      </w:r>
+      <w:r>
+        <w:t xml:space="preserve"> cancer types using a method based on hierarchical Dirichlet processes </w:t>
       </w:r>
       <w:bookmarkStart w:id="13" w:name="ZOTERO_BREF_sXKgi2ptdMXh"/>
       <w:r>
@@ -3138,7 +3163,19 @@
         <w:rPr>
           <w:rFonts w:eastAsiaTheme="minorEastAsia"/>
         </w:rPr>
-        <w:t xml:space="preserve">In this study, we analyzed somatic indels in 6,975 whole-genome tumor samples spanning 32 cancer types and established a comprehensive repertoire of indel mutational signatures across the 83-type, 89-type, and 476-type classification systems. By combining de </w:t>
+        <w:t>In this study, we analyzed somatic indels in 6,975 whole-genome tumor samples spanning 3</w:t>
+      </w:r>
+      <w:r>
+        <w:rPr>
+          <w:rFonts w:eastAsia="宋体" w:hint="eastAsia"/>
+        </w:rPr>
+        <w:t>6</w:t>
+      </w:r>
+      <w:r>
+        <w:rPr>
+          <w:rFonts w:eastAsiaTheme="minorEastAsia"/>
+        </w:rPr>
+        <w:t xml:space="preserve"> cancer types and established a comprehensive repertoire of indel mutational signatures across the 83-type, 89-type, and 476-type classification systems. By combining de </w:t>
       </w:r>
       <w:r>
         <w:rPr>
@@ -20780,6 +20817,7 @@
   <w:style w:type="character" w:default="1" w:styleId="DefaultParagraphFont">
     <w:name w:val="Default Paragraph Font"/>
     <w:uiPriority w:val="1"/>
+    <w:semiHidden/>
     <w:unhideWhenUsed/>
   </w:style>
   <w:style w:type="table" w:default="1" w:styleId="TableNormal">
